--- a/resources/form_templates/formularios_fl/FL-06_Declaracion_Jurada_del_Oferente_Proponente.docx
+++ b/resources/form_templates/formularios_fl/FL-06_Declaracion_Jurada_del_Oferente_Proponente.docx
@@ -506,7 +506,7 @@
           <w:szCs w:val="22"/>
           <w:lang w:val="en-US"/>
         </w:rPr>
-        <w:t xml:space="preserve">[Firma del gerente de su empresa] </w:t>
+        <w:t xml:space="preserve">${img_firma} </w:t>
       </w:r>
       <w:r>
         <w:rPr>
@@ -514,7 +514,7 @@
           <w:szCs w:val="22"/>
           <w:lang w:val="en-US"/>
         </w:rPr>
-        <w:t xml:space="preserve">[Sello de su empresa]</w:t>
+        <w:t xml:space="preserve">${img_sello}</w:t>
       </w:r>
     </w:p>
     <w:p>

--- a/resources/form_templates/formularios_fl/FL-06_Declaracion_Jurada_del_Oferente_Proponente.docx
+++ b/resources/form_templates/formularios_fl/FL-06_Declaracion_Jurada_del_Oferente_Proponente.docx
@@ -169,7 +169,7 @@
           <w:sz w:val="22"/>
           <w:szCs w:val="22"/>
         </w:rPr>
-        <w:t xml:space="preserve">402-1119954-8</w:t>
+        <w:t xml:space="preserve">${rep_cedula}</w:t>
       </w:r>
       <w:r>
         <w:rPr>
@@ -225,15 +225,15 @@
           <w:sz w:val="22"/>
           <w:szCs w:val="22"/>
         </w:rPr>
-        <w:t xml:space="preserve">, conforme a los poderes que me fueran otorgados  por el Consejo de Administración de la compañía, en mi condición de presidente de la misma, en fecha </w:t>
-      </w:r>
-      <w:r>
-        <w:rPr>
-          <w:rFonts w:ascii="Arial" w:hAnsi="Arial" w:cs="Arial"/>
-          <w:sz w:val="22"/>
-          <w:szCs w:val="22"/>
-        </w:rPr>
-        <w:t xml:space="preserve">a los dieciocho (18) días de marzo del año dos mil veintiséis (2026)</w:t>
+        <w:t xml:space="preserve">, conforme a los poderes que me fueran otorgados  por el Consejo de Administración de la compañía, en mi condición de ${rep_cargo} de la misma, en fecha </w:t>
+      </w:r>
+      <w:r>
+        <w:rPr>
+          <w:rFonts w:ascii="Arial" w:hAnsi="Arial" w:cs="Arial"/>
+          <w:sz w:val="22"/>
+          <w:szCs w:val="22"/>
+        </w:rPr>
+        <w:t xml:space="preserve">a los ${dia} (${dia_letras}) días de ${mes} del año ${anio_letras} (${anio})</w:t>
       </w:r>
       <w:r>
         <w:rPr>
@@ -466,7 +466,7 @@
           <w:sz w:val="22"/>
           <w:szCs w:val="22"/>
         </w:rPr>
-        <w:t xml:space="preserve">a los dieciocho (18) días de marzo del año dos mil veintiséis (2026)</w:t>
+        <w:t xml:space="preserve">a los ${dia} (${dia_letras}) días de ${mes} del año ${anio_letras} (${anio})</w:t>
       </w:r>
       <w:r>
         <w:rPr>
@@ -838,7 +838,7 @@
           <w:sz w:val="22"/>
           <w:szCs w:val="22"/>
         </w:rPr>
-        <w:t xml:space="preserve">a los dieciocho (18) días de marzo del año dos mil veintiséis (2026)</w:t>
+        <w:t xml:space="preserve">a los ${dia} (${dia_letras}) días de ${mes} del año ${anio_letras} (${anio})</w:t>
       </w:r>
       <w:r>
         <w:rPr>
